--- a/多人合作与版本管理/git方法.docx
+++ b/多人合作与版本管理/git方法.docx
@@ -2465,6 +2465,269 @@
         <w:pStyle w:val="3"/>
         <w:bidi w:val="0"/>
         <w:rPr>
+          <w:rFonts w:hint="eastAsia"/>
+          <w:lang w:val="en-US" w:eastAsia="zh-CN"/>
+        </w:rPr>
+      </w:pPr>
+      <w:r>
+        <w:rPr>
+          <w:rFonts w:hint="eastAsia"/>
+          <w:lang w:val="en-US" w:eastAsia="zh-CN"/>
+        </w:rPr>
+        <w:t>Gitignore和GitAttribute设置</w:t>
+      </w:r>
+    </w:p>
+    <w:p>
+      <w:pPr>
+        <w:rPr>
+          <w:rFonts w:hint="eastAsia"/>
+          <w:lang w:val="en-US" w:eastAsia="zh-CN"/>
+        </w:rPr>
+      </w:pPr>
+      <w:r>
+        <w:rPr>
+          <w:rFonts w:hint="eastAsia"/>
+          <w:lang w:val="en-US" w:eastAsia="zh-CN"/>
+        </w:rPr>
+        <w:t>不在这里说，跟着下面走就行。</w:t>
+      </w:r>
+    </w:p>
+    <w:p>
+      <w:pPr>
+        <w:rPr>
+          <w:rFonts w:hint="default"/>
+          <w:lang w:val="en-US" w:eastAsia="zh-CN"/>
+        </w:rPr>
+      </w:pPr>
+      <w:r>
+        <w:rPr>
+          <w:rFonts w:hint="default"/>
+          <w:lang w:val="en-US" w:eastAsia="zh-CN"/>
+        </w:rPr>
+        <w:t>UE项目.gitignore模板：</w:t>
+      </w:r>
+      <w:r>
+        <w:rPr>
+          <w:rFonts w:hint="default"/>
+          <w:lang w:val="en-US" w:eastAsia="zh-CN"/>
+        </w:rPr>
+        <w:fldChar w:fldCharType="begin"/>
+      </w:r>
+      <w:r>
+        <w:rPr>
+          <w:rFonts w:hint="default"/>
+          <w:lang w:val="en-US" w:eastAsia="zh-CN"/>
+        </w:rPr>
+        <w:instrText xml:space="preserve"> HYPERLINK "https://github.com/ProjectBorealis/PBCore/blob/main/.gitignore" </w:instrText>
+      </w:r>
+      <w:r>
+        <w:rPr>
+          <w:rFonts w:hint="default"/>
+          <w:lang w:val="en-US" w:eastAsia="zh-CN"/>
+        </w:rPr>
+        <w:fldChar w:fldCharType="separate"/>
+      </w:r>
+      <w:r>
+        <w:rPr>
+          <w:rStyle w:val="10"/>
+          <w:rFonts w:hint="default"/>
+          <w:lang w:val="en-US" w:eastAsia="zh-CN"/>
+        </w:rPr>
+        <w:t>https://github.com/ProjectBorealis/PBCore/blob/main/.gitignore</w:t>
+      </w:r>
+      <w:r>
+        <w:rPr>
+          <w:rFonts w:hint="default"/>
+          <w:lang w:val="en-US" w:eastAsia="zh-CN"/>
+        </w:rPr>
+        <w:fldChar w:fldCharType="end"/>
+      </w:r>
+    </w:p>
+    <w:p>
+      <w:pPr>
+        <w:rPr>
+          <w:rFonts w:hint="default"/>
+          <w:lang w:val="en-US" w:eastAsia="zh-CN"/>
+        </w:rPr>
+      </w:pPr>
+      <w:r>
+        <w:rPr>
+          <w:rFonts w:hint="default"/>
+          <w:lang w:val="en-US" w:eastAsia="zh-CN"/>
+        </w:rPr>
+        <w:t>UE专用.gitattributes：</w:t>
+      </w:r>
+      <w:r>
+        <w:rPr>
+          <w:rFonts w:hint="default"/>
+          <w:lang w:val="en-US" w:eastAsia="zh-CN"/>
+        </w:rPr>
+        <w:fldChar w:fldCharType="begin"/>
+      </w:r>
+      <w:r>
+        <w:rPr>
+          <w:rFonts w:hint="default"/>
+          <w:lang w:val="en-US" w:eastAsia="zh-CN"/>
+        </w:rPr>
+        <w:instrText xml:space="preserve"> HYPERLINK "https://github.com/ProjectBorealis/PBCore/blob/main/.gitattributes" </w:instrText>
+      </w:r>
+      <w:r>
+        <w:rPr>
+          <w:rFonts w:hint="default"/>
+          <w:lang w:val="en-US" w:eastAsia="zh-CN"/>
+        </w:rPr>
+        <w:fldChar w:fldCharType="separate"/>
+      </w:r>
+      <w:r>
+        <w:rPr>
+          <w:rStyle w:val="10"/>
+          <w:rFonts w:hint="default"/>
+          <w:lang w:val="en-US" w:eastAsia="zh-CN"/>
+        </w:rPr>
+        <w:t>https://github.com/ProjectBorealis/PBCore/blob/main/.gitattributes</w:t>
+      </w:r>
+      <w:r>
+        <w:rPr>
+          <w:rFonts w:hint="default"/>
+          <w:lang w:val="en-US" w:eastAsia="zh-CN"/>
+        </w:rPr>
+        <w:fldChar w:fldCharType="end"/>
+      </w:r>
+    </w:p>
+    <w:p>
+      <w:pPr>
+        <w:rPr>
+          <w:rFonts w:hint="eastAsia"/>
+          <w:lang w:val="en-US" w:eastAsia="zh-CN"/>
+        </w:rPr>
+      </w:pPr>
+      <w:r>
+        <w:rPr>
+          <w:rFonts w:hint="eastAsia"/>
+          <w:lang w:val="en-US" w:eastAsia="zh-CN"/>
+        </w:rPr>
+        <w:t>我们特别的需要将文件加上</w:t>
+      </w:r>
+    </w:p>
+    <w:p>
+      <w:pPr>
+        <w:rPr>
+          <w:rFonts w:hint="default"/>
+          <w:lang w:val="en-US" w:eastAsia="zh-CN"/>
+        </w:rPr>
+      </w:pPr>
+      <w:r>
+        <w:rPr>
+          <w:rFonts w:hint="eastAsia"/>
+          <w:lang w:val="en-US" w:eastAsia="zh-CN"/>
+        </w:rPr>
+        <w:t>在把文件下载下来后，直接复制文件里的内容再粘贴到项目的对应文件中即可。覆盖粘贴。</w:t>
+      </w:r>
+    </w:p>
+    <w:p>
+      <w:pPr>
+        <w:rPr>
+          <w:rFonts w:hint="eastAsia"/>
+          <w:lang w:val="en-US" w:eastAsia="zh-CN"/>
+        </w:rPr>
+      </w:pPr>
+    </w:p>
+    <w:p>
+      <w:pPr>
+        <w:rPr>
+          <w:rFonts w:hint="eastAsia"/>
+          <w:lang w:val="en-US" w:eastAsia="zh-CN"/>
+        </w:rPr>
+      </w:pPr>
+      <w:r>
+        <w:rPr>
+          <w:rFonts w:hint="eastAsia"/>
+          <w:lang w:val="en-US" w:eastAsia="zh-CN"/>
+        </w:rPr>
+        <w:t>对于gitignore，因为使用的是rider，所以也要添加.idea文件夹和.vsconfig文件夹</w:t>
+      </w:r>
+    </w:p>
+    <w:p>
+      <w:pPr>
+        <w:rPr>
+          <w:rFonts w:hint="eastAsia"/>
+          <w:lang w:val="en-US" w:eastAsia="zh-CN"/>
+        </w:rPr>
+      </w:pPr>
+      <w:r>
+        <w:rPr>
+          <w:rFonts w:hint="eastAsia"/>
+          <w:lang w:val="en-US" w:eastAsia="zh-CN"/>
+        </w:rPr>
+        <w:t>在gitignore文件粘贴结果的最后面输入两行</w:t>
+      </w:r>
+    </w:p>
+    <w:p>
+      <w:pPr>
+        <w:rPr>
+          <w:rFonts w:hint="default"/>
+          <w:lang w:val="en-US" w:eastAsia="zh-CN"/>
+        </w:rPr>
+      </w:pPr>
+      <w:r>
+        <w:drawing>
+          <wp:inline distT="0" distB="0" distL="114300" distR="114300">
+            <wp:extent cx="2314575" cy="1152525"/>
+            <wp:effectExtent l="0" t="0" r="0" b="0"/>
+            <wp:docPr id="17" name="图片 17"/>
+            <wp:cNvGraphicFramePr>
+              <a:graphicFrameLocks xmlns:a="http://schemas.openxmlformats.org/drawingml/2006/main" noChangeAspect="1"/>
+            </wp:cNvGraphicFramePr>
+            <a:graphic xmlns:a="http://schemas.openxmlformats.org/drawingml/2006/main">
+              <a:graphicData uri="http://schemas.openxmlformats.org/drawingml/2006/picture">
+                <pic:pic xmlns:pic="http://schemas.openxmlformats.org/drawingml/2006/picture">
+                  <pic:nvPicPr>
+                    <pic:cNvPr id="17" name="图片 17"/>
+                    <pic:cNvPicPr>
+                      <a:picLocks noChangeAspect="1"/>
+                    </pic:cNvPicPr>
+                  </pic:nvPicPr>
+                  <pic:blipFill>
+                    <a:blip r:embed="rId7"/>
+                    <a:stretch>
+                      <a:fillRect/>
+                    </a:stretch>
+                  </pic:blipFill>
+                  <pic:spPr>
+                    <a:xfrm>
+                      <a:off x="0" y="0"/>
+                      <a:ext cx="2314575" cy="1152525"/>
+                    </a:xfrm>
+                    <a:prstGeom prst="rect">
+                      <a:avLst/>
+                    </a:prstGeom>
+                    <a:noFill/>
+                    <a:ln>
+                      <a:noFill/>
+                    </a:ln>
+                  </pic:spPr>
+                </pic:pic>
+              </a:graphicData>
+            </a:graphic>
+          </wp:inline>
+        </w:drawing>
+      </w:r>
+    </w:p>
+    <w:p>
+      <w:pPr>
+        <w:rPr>
+          <w:rFonts w:hint="default"/>
+          <w:lang w:val="en-US" w:eastAsia="zh-CN"/>
+        </w:rPr>
+      </w:pPr>
+      <w:bookmarkStart w:id="20" w:name="_GoBack"/>
+      <w:bookmarkEnd w:id="20"/>
+    </w:p>
+    <w:p>
+      <w:pPr>
+        <w:pStyle w:val="3"/>
+        <w:bidi w:val="0"/>
+        <w:rPr>
           <w:rFonts w:hint="default"/>
           <w:lang w:val="en-US" w:eastAsia="zh-CN"/>
         </w:rPr>
@@ -2514,7 +2777,7 @@
                     </pic:cNvPicPr>
                   </pic:nvPicPr>
                   <pic:blipFill>
-                    <a:blip r:embed="rId7"/>
+                    <a:blip r:embed="rId8"/>
                     <a:stretch>
                       <a:fillRect/>
                     </a:stretch>
@@ -2581,7 +2844,7 @@
                     </pic:cNvPicPr>
                   </pic:nvPicPr>
                   <pic:blipFill>
-                    <a:blip r:embed="rId8"/>
+                    <a:blip r:embed="rId9"/>
                     <a:stretch>
                       <a:fillRect/>
                     </a:stretch>
@@ -2656,7 +2919,7 @@
                     </pic:cNvPicPr>
                   </pic:nvPicPr>
                   <pic:blipFill>
-                    <a:blip r:embed="rId9"/>
+                    <a:blip r:embed="rId10"/>
                     <a:stretch>
                       <a:fillRect/>
                     </a:stretch>
@@ -2699,7 +2962,7 @@
                     </pic:cNvPicPr>
                   </pic:nvPicPr>
                   <pic:blipFill>
-                    <a:blip r:embed="rId10"/>
+                    <a:blip r:embed="rId11"/>
                     <a:stretch>
                       <a:fillRect/>
                     </a:stretch>
@@ -2733,10 +2996,7 @@
         <w:t>（不要点击左侧的commit！！！！！！！！！！更不要点击push！！！！！！！！！！！看下面）</w:t>
       </w:r>
     </w:p>
-    <w:p>
-      <w:bookmarkStart w:id="20" w:name="_GoBack"/>
-      <w:bookmarkEnd w:id="20"/>
-    </w:p>
+    <w:p/>
     <w:p>
       <w:pPr>
         <w:rPr>
@@ -2802,7 +3062,7 @@
                     </pic:cNvPicPr>
                   </pic:nvPicPr>
                   <pic:blipFill>
-                    <a:blip r:embed="rId11"/>
+                    <a:blip r:embed="rId12"/>
                     <a:stretch>
                       <a:fillRect/>
                     </a:stretch>
@@ -3073,7 +3333,7 @@
       </w:r>
       <w:r>
         <w:rPr>
-          <w:rStyle w:val="11"/>
+          <w:rStyle w:val="10"/>
           <w:rFonts w:hint="default"/>
           <w:lang w:val="en-US" w:eastAsia="zh-CN"/>
         </w:rPr>
@@ -3124,7 +3384,7 @@
       </w:r>
       <w:r>
         <w:rPr>
-          <w:rStyle w:val="11"/>
+          <w:rStyle w:val="10"/>
           <w:rFonts w:hint="default"/>
           <w:lang w:val="en-US" w:eastAsia="zh-CN"/>
         </w:rPr>
@@ -3232,7 +3492,7 @@
                     </pic:cNvPicPr>
                   </pic:nvPicPr>
                   <pic:blipFill>
-                    <a:blip r:embed="rId12"/>
+                    <a:blip r:embed="rId7"/>
                     <a:stretch>
                       <a:fillRect/>
                     </a:stretch>
@@ -5376,7 +5636,7 @@
     <w:lsdException w:unhideWhenUsed="0" w:uiPriority="0" w:semiHidden="0" w:name="footnote text"/>
     <w:lsdException w:unhideWhenUsed="0" w:uiPriority="0" w:semiHidden="0" w:name="annotation text"/>
     <w:lsdException w:qFormat="1" w:unhideWhenUsed="0" w:uiPriority="0" w:semiHidden="0" w:name="header"/>
-    <w:lsdException w:unhideWhenUsed="0" w:uiPriority="0" w:semiHidden="0" w:name="footer"/>
+    <w:lsdException w:qFormat="1" w:unhideWhenUsed="0" w:uiPriority="0" w:semiHidden="0" w:name="footer"/>
     <w:lsdException w:unhideWhenUsed="0" w:uiPriority="0" w:semiHidden="0" w:name="index heading"/>
     <w:lsdException w:qFormat="1" w:uiPriority="0" w:name="caption"/>
     <w:lsdException w:unhideWhenUsed="0" w:uiPriority="0" w:semiHidden="0" w:name="table of figures"/>
@@ -5669,6 +5929,7 @@
   <w:style w:type="paragraph" w:styleId="4">
     <w:name w:val="footer"/>
     <w:basedOn w:val="1"/>
+    <w:qFormat/>
     <w:uiPriority w:val="0"/>
     <w:pPr>
       <w:tabs>
